--- a/Harjoitusprojekti2/Raportti_Harjoitusprojekti2.docx
+++ b/Harjoitusprojekti2/Raportti_Harjoitusprojekti2.docx
@@ -29,6 +29,12 @@
           <w:lang w:val="fi-FI"/>
         </w:rPr>
         <w:t xml:space="preserve">Harjoitus: </w:t>
+      </w:r>
+      <w:r>
+        <w:rPr>
+          <w:lang w:val="fi-FI"/>
+        </w:rPr>
+        <w:t>Harjoitusprojekti 2 - Opiskelijarekisteri</w:t>
       </w:r>
     </w:p>
     <w:p>
@@ -108,6 +114,149 @@
         <w:rPr>
           <w:lang w:val="fi-FI"/>
         </w:rPr>
+        <w:t xml:space="preserve">Projektin tavoitteen oli toteuttaa </w:t>
+      </w:r>
+      <w:r>
+        <w:rPr>
+          <w:lang w:val="fi-FI"/>
+        </w:rPr>
+        <w:t xml:space="preserve">opiskelijarekisteri </w:t>
+      </w:r>
+      <w:r>
+        <w:rPr>
+          <w:lang w:val="fi-FI"/>
+        </w:rPr>
+        <w:t>konsoliohjelmana. Perimmäinen tarkoitus projektilla oli kuitenkin opetella C# ohjelmointia, erilaisia ohjelmarakenteita</w:t>
+      </w:r>
+      <w:r>
+        <w:rPr>
+          <w:lang w:val="fi-FI"/>
+        </w:rPr>
+        <w:t xml:space="preserve">. </w:t>
+      </w:r>
+      <w:r>
+        <w:rPr>
+          <w:lang w:val="fi-FI"/>
+        </w:rPr>
+        <w:t xml:space="preserve">Tämän harjoituksen tavoitteena on oppia käyttämään </w:t>
+      </w:r>
+      <w:proofErr w:type="spellStart"/>
+      <w:r>
+        <w:rPr>
+          <w:lang w:val="fi-FI"/>
+        </w:rPr>
+        <w:t>List</w:t>
+      </w:r>
+      <w:proofErr w:type="spellEnd"/>
+      <w:r>
+        <w:rPr>
+          <w:lang w:val="fi-FI"/>
+        </w:rPr>
+        <w:t xml:space="preserve">&lt;T&gt;-tietorakennetta olioiden tallentamiseen ja käsittelyyn. </w:t>
+      </w:r>
+      <w:r>
+        <w:rPr>
+          <w:lang w:val="fi-FI"/>
+        </w:rPr>
+        <w:t>Tavoitteena myös oppia dokumentointia ja projekti-raportointia.</w:t>
+      </w:r>
+    </w:p>
+    <w:p>
+      <w:pPr>
+        <w:rPr>
+          <w:lang w:val="fi-FI"/>
+        </w:rPr>
+      </w:pPr>
+      <w:r>
+        <w:rPr>
+          <w:lang w:val="fi-FI"/>
+        </w:rPr>
+        <w:t xml:space="preserve">Harjoituksessa harjoitellaan: </w:t>
+      </w:r>
+    </w:p>
+    <w:p>
+      <w:pPr>
+        <w:rPr>
+          <w:lang w:val="fi-FI"/>
+        </w:rPr>
+      </w:pPr>
+      <w:r>
+        <w:rPr>
+          <w:lang w:val="fi-FI"/>
+        </w:rPr>
+        <w:t xml:space="preserve">• olioiden lisäämistä listaan </w:t>
+      </w:r>
+    </w:p>
+    <w:p>
+      <w:pPr>
+        <w:rPr>
+          <w:lang w:val="fi-FI"/>
+        </w:rPr>
+      </w:pPr>
+      <w:r>
+        <w:rPr>
+          <w:lang w:val="fi-FI"/>
+        </w:rPr>
+        <w:t xml:space="preserve">• listan läpikäyntiä </w:t>
+      </w:r>
+      <w:proofErr w:type="spellStart"/>
+      <w:r>
+        <w:rPr>
+          <w:lang w:val="fi-FI"/>
+        </w:rPr>
+        <w:t>foreach</w:t>
+      </w:r>
+      <w:proofErr w:type="spellEnd"/>
+      <w:r>
+        <w:rPr>
+          <w:lang w:val="fi-FI"/>
+        </w:rPr>
+        <w:t xml:space="preserve">-silmukalla </w:t>
+      </w:r>
+    </w:p>
+    <w:p>
+      <w:pPr>
+        <w:rPr>
+          <w:lang w:val="fi-FI"/>
+        </w:rPr>
+      </w:pPr>
+      <w:r>
+        <w:rPr>
+          <w:lang w:val="fi-FI"/>
+        </w:rPr>
+        <w:t xml:space="preserve">• tietojen hakemista ja suodattamista listasta </w:t>
+      </w:r>
+    </w:p>
+    <w:p>
+      <w:pPr>
+        <w:rPr>
+          <w:lang w:val="fi-FI"/>
+        </w:rPr>
+      </w:pPr>
+      <w:r>
+        <w:rPr>
+          <w:lang w:val="fi-FI"/>
+        </w:rPr>
+        <w:t>• metodien käyttöä toiminnallisuuden eriyttämiseen</w:t>
+      </w:r>
+    </w:p>
+    <w:p>
+      <w:pPr>
+        <w:rPr>
+          <w:lang w:val="fi-FI"/>
+        </w:rPr>
+      </w:pPr>
+    </w:p>
+    <w:p>
+      <w:pPr>
+        <w:rPr>
+          <w:lang w:val="fi-FI"/>
+        </w:rPr>
+      </w:pPr>
+      <w:r>
+        <w:rPr>
+          <w:lang w:val="fi-FI"/>
+        </w:rPr>
         <w:t xml:space="preserve">Kuvaa tässä osiossa projektin tavoite. </w:t>
       </w:r>
     </w:p>
@@ -150,6 +299,65 @@
         <w:rPr>
           <w:lang w:val="fi-FI"/>
         </w:rPr>
+        <w:t>Projektissa on toteutettu konsolipohjainen opiskelijarekisteri.</w:t>
+      </w:r>
+    </w:p>
+    <w:p>
+      <w:pPr>
+        <w:rPr>
+          <w:lang w:val="fi-FI"/>
+        </w:rPr>
+      </w:pPr>
+      <w:r>
+        <w:rPr>
+          <w:lang w:val="fi-FI"/>
+        </w:rPr>
+        <w:t xml:space="preserve">Rekisterissä on </w:t>
+      </w:r>
+      <w:r>
+        <w:rPr>
+          <w:lang w:val="fi-FI"/>
+        </w:rPr>
+        <w:t>opiskelijan tiedot mm. nimi, ikä ja tutkinto-ohjelma. Opiskelijan tiedot tallennetaan olioon, joita tallennetaan listarakenteeseen.</w:t>
+      </w:r>
+    </w:p>
+    <w:p>
+      <w:pPr>
+        <w:rPr>
+          <w:lang w:val="fi-FI"/>
+        </w:rPr>
+      </w:pPr>
+      <w:r>
+        <w:rPr>
+          <w:lang w:val="fi-FI"/>
+        </w:rPr>
+        <w:t>Opiskelijarekisterin tietoja voidaan käsitellä seuraavilla tavoilla:</w:t>
+      </w:r>
+    </w:p>
+    <w:p>
+      <w:pPr>
+        <w:rPr>
+          <w:lang w:val="fi-FI"/>
+        </w:rPr>
+      </w:pPr>
+    </w:p>
+    <w:p>
+      <w:pPr>
+        <w:rPr>
+          <w:lang w:val="fi-FI"/>
+        </w:rPr>
+      </w:pPr>
+    </w:p>
+    <w:p>
+      <w:pPr>
+        <w:rPr>
+          <w:lang w:val="fi-FI"/>
+        </w:rPr>
+      </w:pPr>
+      <w:r>
+        <w:rPr>
+          <w:lang w:val="fi-FI"/>
+        </w:rPr>
         <w:t xml:space="preserve">Kuvaa ohjelman toiminnallisuudet käyttäjän näkökulmasta. </w:t>
       </w:r>
     </w:p>
@@ -179,6 +387,7 @@
           <w:color w:val="auto"/>
           <w:lang w:val="fi-FI"/>
         </w:rPr>
+        <w:lastRenderedPageBreak/>
         <w:t>3. Ohjelmiston rakenne</w:t>
       </w:r>
     </w:p>
